--- a/Midterm/Deliverables/PointingInteractionCritique.docx
+++ b/Midterm/Deliverables/PointingInteractionCritique.docx
@@ -501,23 +501,13 @@
         </w:rPr>
         <w:t xml:space="preserve">each individual </w:t>
       </w:r>
-      <w:proofErr w:type="gramStart"/>
-      <w:r>
-        <w:rPr>
-          <w:rFonts w:ascii="Times New Roman" w:hAnsi="Times New Roman" w:cs="Times New Roman"/>
-          <w:sz w:val="24"/>
-          <w:szCs w:val="24"/>
-        </w:rPr>
-        <w:t>an item</w:t>
-      </w:r>
-      <w:proofErr w:type="gramEnd"/>
-      <w:r>
-        <w:rPr>
-          <w:rFonts w:ascii="Times New Roman" w:hAnsi="Times New Roman" w:cs="Times New Roman"/>
-          <w:sz w:val="24"/>
-          <w:szCs w:val="24"/>
-        </w:rPr>
-        <w:t>, users activate it by moving the cursor through the menu option. The system detects when the pointer enters and exits a region, registering a selection once the crossing is complete</w:t>
+      <w:r>
+        <w:rPr>
+          <w:rFonts w:ascii="Times New Roman" w:hAnsi="Times New Roman" w:cs="Times New Roman"/>
+          <w:sz w:val="24"/>
+          <w:szCs w:val="24"/>
+        </w:rPr>
+        <w:t>an item, users activate it by moving the cursor through the menu option. The system detects when the pointer enters and exits a region, registering a selection once the crossing is complete</w:t>
       </w:r>
       <w:r>
         <w:rPr>
@@ -567,6 +557,7 @@
           <w:bCs/>
           <w:sz w:val="24"/>
           <w:szCs w:val="24"/>
+          <w:u w:val="single"/>
         </w:rPr>
       </w:pPr>
       <w:r>
@@ -579,7 +570,139 @@
           <w:u w:val="single"/>
         </w:rPr>
         <w:lastRenderedPageBreak/>
-        <w:t>Flaws and Possible Improvements</w:t>
+        <w:t>Issues with Crossing-Based Selection</w:t>
+      </w:r>
+    </w:p>
+    <w:p>
+      <w:pPr>
+        <w:spacing w:after="0" w:line="480" w:lineRule="auto"/>
+        <w:ind w:firstLine="720"/>
+        <w:rPr>
+          <w:rFonts w:ascii="Times New Roman" w:hAnsi="Times New Roman" w:cs="Times New Roman"/>
+          <w:sz w:val="24"/>
+          <w:szCs w:val="24"/>
+        </w:rPr>
+      </w:pPr>
+      <w:r>
+        <w:rPr>
+          <w:rFonts w:ascii="Times New Roman" w:hAnsi="Times New Roman" w:cs="Times New Roman"/>
+          <w:sz w:val="24"/>
+          <w:szCs w:val="24"/>
+        </w:rPr>
+        <w:t xml:space="preserve">Crossing-based </w:t>
+      </w:r>
+      <w:r>
+        <w:rPr>
+          <w:rFonts w:ascii="Times New Roman" w:hAnsi="Times New Roman" w:cs="Times New Roman"/>
+          <w:sz w:val="24"/>
+          <w:szCs w:val="24"/>
+        </w:rPr>
+        <w:t>interaction</w:t>
+      </w:r>
+      <w:r>
+        <w:rPr>
+          <w:rFonts w:ascii="Times New Roman" w:hAnsi="Times New Roman" w:cs="Times New Roman"/>
+          <w:sz w:val="24"/>
+          <w:szCs w:val="24"/>
+        </w:rPr>
+        <w:t>s</w:t>
+      </w:r>
+      <w:r>
+        <w:rPr>
+          <w:rFonts w:ascii="Times New Roman" w:hAnsi="Times New Roman" w:cs="Times New Roman"/>
+          <w:sz w:val="24"/>
+          <w:szCs w:val="24"/>
+        </w:rPr>
+        <w:t xml:space="preserve"> </w:t>
+      </w:r>
+      <w:r>
+        <w:rPr>
+          <w:rFonts w:ascii="Times New Roman" w:hAnsi="Times New Roman" w:cs="Times New Roman"/>
+          <w:sz w:val="24"/>
+          <w:szCs w:val="24"/>
+        </w:rPr>
+        <w:t>have several potential weaknesses</w:t>
+      </w:r>
+      <w:r>
+        <w:rPr>
+          <w:rFonts w:ascii="Times New Roman" w:hAnsi="Times New Roman" w:cs="Times New Roman"/>
+          <w:sz w:val="24"/>
+          <w:szCs w:val="24"/>
+        </w:rPr>
+        <w:t>. One major issue is accidental selection—</w:t>
+      </w:r>
+      <w:r>
+        <w:rPr>
+          <w:rFonts w:ascii="Times New Roman" w:hAnsi="Times New Roman" w:cs="Times New Roman"/>
+          <w:sz w:val="24"/>
+          <w:szCs w:val="24"/>
+        </w:rPr>
+        <w:t xml:space="preserve">which is common </w:t>
+      </w:r>
+      <w:r>
+        <w:rPr>
+          <w:rFonts w:ascii="Times New Roman" w:hAnsi="Times New Roman" w:cs="Times New Roman"/>
+          <w:sz w:val="24"/>
+          <w:szCs w:val="24"/>
+        </w:rPr>
+        <w:t xml:space="preserve">since movement alone triggers </w:t>
+      </w:r>
+      <w:r>
+        <w:rPr>
+          <w:rFonts w:ascii="Times New Roman" w:hAnsi="Times New Roman" w:cs="Times New Roman"/>
+          <w:sz w:val="24"/>
+          <w:szCs w:val="24"/>
+        </w:rPr>
+        <w:t>selections leading to</w:t>
+      </w:r>
+      <w:r>
+        <w:rPr>
+          <w:rFonts w:ascii="Times New Roman" w:hAnsi="Times New Roman" w:cs="Times New Roman"/>
+          <w:sz w:val="24"/>
+          <w:szCs w:val="24"/>
+        </w:rPr>
+        <w:t xml:space="preserve"> users unintentionally select items while navigating</w:t>
+      </w:r>
+      <w:r>
+        <w:rPr>
+          <w:rFonts w:ascii="Times New Roman" w:hAnsi="Times New Roman" w:cs="Times New Roman"/>
+          <w:sz w:val="24"/>
+          <w:szCs w:val="24"/>
+        </w:rPr>
+        <w:t xml:space="preserve"> a canvas or application</w:t>
+      </w:r>
+      <w:r>
+        <w:rPr>
+          <w:rFonts w:ascii="Times New Roman" w:hAnsi="Times New Roman" w:cs="Times New Roman"/>
+          <w:sz w:val="24"/>
+          <w:szCs w:val="24"/>
+        </w:rPr>
+        <w:t xml:space="preserve">. This is particularly problematic in dense UI layouts, where multiple selectable elements are positioned closely together. Research on crossing-based interactions suggests that unintended activations increase when selectable targets are near each other, reducing accuracy and frustrating </w:t>
+      </w:r>
+      <w:r>
+        <w:rPr>
+          <w:rFonts w:ascii="Times New Roman" w:hAnsi="Times New Roman" w:cs="Times New Roman"/>
+          <w:sz w:val="24"/>
+          <w:szCs w:val="24"/>
+        </w:rPr>
+        <w:t>UI experiences</w:t>
+      </w:r>
+      <w:r>
+        <w:rPr>
+          <w:rFonts w:ascii="Times New Roman" w:hAnsi="Times New Roman" w:cs="Times New Roman"/>
+          <w:sz w:val="24"/>
+          <w:szCs w:val="24"/>
+        </w:rPr>
+        <w:t xml:space="preserve">. A practical example of this issue can be observed in </w:t>
+      </w:r>
+      <w:r>
+        <w:rPr>
+          <w:rFonts w:ascii="Times New Roman" w:hAnsi="Times New Roman" w:cs="Times New Roman"/>
+          <w:bCs/>
+          <w:sz w:val="24"/>
+          <w:szCs w:val="24"/>
+        </w:rPr>
+        <w:t>vector-based design tools</w:t>
       </w:r>
       <w:r>
         <w:rPr>
@@ -588,9 +711,16 @@
           <w:bCs/>
           <w:sz w:val="24"/>
           <w:szCs w:val="24"/>
-          <w:u w:val="single"/>
-        </w:rPr>
-        <w:t>:</w:t>
+        </w:rPr>
+        <w:t xml:space="preserve"> </w:t>
+      </w:r>
+      <w:r>
+        <w:rPr>
+          <w:rFonts w:ascii="Times New Roman" w:hAnsi="Times New Roman" w:cs="Times New Roman"/>
+          <w:sz w:val="24"/>
+          <w:szCs w:val="24"/>
+        </w:rPr>
+        <w:t>like</w:t>
       </w:r>
       <w:r>
         <w:rPr>
@@ -605,113 +735,375 @@
       <w:r>
         <w:rPr>
           <w:rFonts w:ascii="Times New Roman" w:hAnsi="Times New Roman" w:cs="Times New Roman"/>
+          <w:sz w:val="24"/>
+          <w:szCs w:val="24"/>
+        </w:rPr>
+        <w:t xml:space="preserve">Adobe Illustrator or </w:t>
+      </w:r>
+      <w:r>
+        <w:rPr>
+          <w:rFonts w:ascii="Times New Roman" w:hAnsi="Times New Roman" w:cs="Times New Roman"/>
+          <w:sz w:val="24"/>
+          <w:szCs w:val="24"/>
+        </w:rPr>
+        <w:t xml:space="preserve">even </w:t>
+      </w:r>
+      <w:r>
+        <w:rPr>
+          <w:rFonts w:ascii="Times New Roman" w:hAnsi="Times New Roman" w:cs="Times New Roman"/>
+          <w:sz w:val="24"/>
+          <w:szCs w:val="24"/>
+        </w:rPr>
+        <w:t>Figma, where crossing paths can unintentionally activate objects, requiring additional effort to correct mistakes.</w:t>
+      </w:r>
+    </w:p>
+    <w:p>
+      <w:pPr>
+        <w:spacing w:after="0" w:line="480" w:lineRule="auto"/>
+        <w:ind w:firstLine="720"/>
+        <w:rPr>
+          <w:rFonts w:ascii="Times New Roman" w:hAnsi="Times New Roman" w:cs="Times New Roman"/>
+          <w:sz w:val="24"/>
+          <w:szCs w:val="24"/>
+        </w:rPr>
+      </w:pPr>
+      <w:r>
+        <w:rPr>
+          <w:rFonts w:ascii="Times New Roman" w:hAnsi="Times New Roman" w:cs="Times New Roman"/>
+          <w:sz w:val="24"/>
+          <w:szCs w:val="24"/>
+        </w:rPr>
+        <w:t>Another key drawback is</w:t>
+      </w:r>
+      <w:r>
+        <w:rPr>
+          <w:rFonts w:ascii="Times New Roman" w:hAnsi="Times New Roman" w:cs="Times New Roman"/>
+          <w:sz w:val="24"/>
+          <w:szCs w:val="24"/>
+        </w:rPr>
+        <w:t xml:space="preserve"> the</w:t>
+      </w:r>
+      <w:r>
+        <w:rPr>
+          <w:rFonts w:ascii="Times New Roman" w:hAnsi="Times New Roman" w:cs="Times New Roman"/>
+          <w:sz w:val="24"/>
+          <w:szCs w:val="24"/>
+        </w:rPr>
+        <w:t xml:space="preserve"> lack of immediate </w:t>
+      </w:r>
+      <w:r>
+        <w:rPr>
+          <w:rFonts w:ascii="Times New Roman" w:hAnsi="Times New Roman" w:cs="Times New Roman"/>
+          <w:sz w:val="24"/>
+          <w:szCs w:val="24"/>
+        </w:rPr>
+        <w:t xml:space="preserve">and clear </w:t>
+      </w:r>
+      <w:r>
+        <w:rPr>
+          <w:rFonts w:ascii="Times New Roman" w:hAnsi="Times New Roman" w:cs="Times New Roman"/>
+          <w:sz w:val="24"/>
+          <w:szCs w:val="24"/>
+        </w:rPr>
+        <w:t>feedback</w:t>
+      </w:r>
+      <w:r>
+        <w:rPr>
+          <w:rFonts w:ascii="Times New Roman" w:hAnsi="Times New Roman" w:cs="Times New Roman"/>
+          <w:sz w:val="24"/>
+          <w:szCs w:val="24"/>
+        </w:rPr>
+        <w:t xml:space="preserve"> on selection</w:t>
+      </w:r>
+      <w:r>
+        <w:rPr>
+          <w:rFonts w:ascii="Times New Roman" w:hAnsi="Times New Roman" w:cs="Times New Roman"/>
+          <w:sz w:val="24"/>
+          <w:szCs w:val="24"/>
+        </w:rPr>
+        <w:t xml:space="preserve">. Unlike traditional clicking, which provides visual and </w:t>
+      </w:r>
+      <w:r>
+        <w:rPr>
+          <w:rFonts w:ascii="Times New Roman" w:hAnsi="Times New Roman" w:cs="Times New Roman"/>
+          <w:sz w:val="24"/>
+          <w:szCs w:val="24"/>
+        </w:rPr>
+        <w:t xml:space="preserve">even </w:t>
+      </w:r>
+      <w:r>
+        <w:rPr>
+          <w:rFonts w:ascii="Times New Roman" w:hAnsi="Times New Roman" w:cs="Times New Roman"/>
+          <w:sz w:val="24"/>
+          <w:szCs w:val="24"/>
+        </w:rPr>
+        <w:t>haptic confirmation</w:t>
+      </w:r>
+      <w:r>
+        <w:rPr>
+          <w:rFonts w:ascii="Times New Roman" w:hAnsi="Times New Roman" w:cs="Times New Roman"/>
+          <w:sz w:val="24"/>
+          <w:szCs w:val="24"/>
+        </w:rPr>
+        <w:t xml:space="preserve"> in some cases</w:t>
+      </w:r>
+      <w:r>
+        <w:rPr>
+          <w:rFonts w:ascii="Times New Roman" w:hAnsi="Times New Roman" w:cs="Times New Roman"/>
+          <w:sz w:val="24"/>
+          <w:szCs w:val="24"/>
+        </w:rPr>
+        <w:t xml:space="preserve">, crossing interactions often rely on subtle color changes or opacity shifts that may be difficult to notice. This can lead to uncertainty about whether an item has been selected, forcing users to slow down or repeat actions to confirm selections. </w:t>
+      </w:r>
+      <w:r>
+        <w:rPr>
+          <w:rFonts w:ascii="Times New Roman" w:hAnsi="Times New Roman" w:cs="Times New Roman"/>
+          <w:sz w:val="24"/>
+          <w:szCs w:val="24"/>
+        </w:rPr>
+        <w:t xml:space="preserve">For example, </w:t>
+      </w:r>
+      <w:r>
+        <w:rPr>
+          <w:rFonts w:ascii="Times New Roman" w:hAnsi="Times New Roman" w:cs="Times New Roman"/>
+          <w:sz w:val="24"/>
+          <w:szCs w:val="24"/>
+        </w:rPr>
+        <w:t xml:space="preserve">Microsoft Paint’s free selection tool, </w:t>
+      </w:r>
+      <w:r>
+        <w:rPr>
+          <w:rFonts w:ascii="Times New Roman" w:hAnsi="Times New Roman" w:cs="Times New Roman"/>
+          <w:sz w:val="24"/>
+          <w:szCs w:val="24"/>
+        </w:rPr>
+        <w:t xml:space="preserve">which uses </w:t>
+      </w:r>
+      <w:r>
+        <w:rPr>
+          <w:rFonts w:ascii="Times New Roman" w:hAnsi="Times New Roman" w:cs="Times New Roman"/>
+          <w:sz w:val="24"/>
+          <w:szCs w:val="24"/>
+        </w:rPr>
+        <w:t xml:space="preserve">crossing over lines </w:t>
+      </w:r>
+      <w:r>
+        <w:rPr>
+          <w:rFonts w:ascii="Times New Roman" w:hAnsi="Times New Roman" w:cs="Times New Roman"/>
+          <w:sz w:val="24"/>
+          <w:szCs w:val="24"/>
+        </w:rPr>
+        <w:t xml:space="preserve">to define </w:t>
+      </w:r>
+      <w:r>
+        <w:rPr>
+          <w:rFonts w:ascii="Times New Roman" w:hAnsi="Times New Roman" w:cs="Times New Roman"/>
+          <w:sz w:val="24"/>
+          <w:szCs w:val="24"/>
+        </w:rPr>
+        <w:t xml:space="preserve">selection, </w:t>
+      </w:r>
+      <w:r>
+        <w:rPr>
+          <w:rFonts w:ascii="Times New Roman" w:hAnsi="Times New Roman" w:cs="Times New Roman"/>
+          <w:sz w:val="24"/>
+          <w:szCs w:val="24"/>
+        </w:rPr>
+        <w:t xml:space="preserve">has personally caused </w:t>
+      </w:r>
+      <w:r>
+        <w:rPr>
+          <w:rFonts w:ascii="Times New Roman" w:hAnsi="Times New Roman" w:cs="Times New Roman"/>
+          <w:sz w:val="24"/>
+          <w:szCs w:val="24"/>
+        </w:rPr>
+        <w:t xml:space="preserve">users </w:t>
+      </w:r>
+      <w:r>
+        <w:rPr>
+          <w:rFonts w:ascii="Times New Roman" w:hAnsi="Times New Roman" w:cs="Times New Roman"/>
+          <w:sz w:val="24"/>
+          <w:szCs w:val="24"/>
+        </w:rPr>
+        <w:t xml:space="preserve">and myself to </w:t>
+      </w:r>
+      <w:r>
+        <w:rPr>
+          <w:rFonts w:ascii="Times New Roman" w:hAnsi="Times New Roman" w:cs="Times New Roman"/>
+          <w:sz w:val="24"/>
+          <w:szCs w:val="24"/>
+        </w:rPr>
+        <w:t xml:space="preserve">struggle to determine whether </w:t>
+      </w:r>
+      <w:r>
+        <w:rPr>
+          <w:rFonts w:ascii="Times New Roman" w:hAnsi="Times New Roman" w:cs="Times New Roman"/>
+          <w:sz w:val="24"/>
+          <w:szCs w:val="24"/>
+        </w:rPr>
+        <w:t xml:space="preserve">an area has been </w:t>
+      </w:r>
+      <w:r>
+        <w:rPr>
+          <w:rFonts w:ascii="Times New Roman" w:hAnsi="Times New Roman" w:cs="Times New Roman"/>
+          <w:sz w:val="24"/>
+          <w:szCs w:val="24"/>
+        </w:rPr>
+        <w:t>fully enclose</w:t>
+      </w:r>
+      <w:r>
+        <w:rPr>
+          <w:rFonts w:ascii="Times New Roman" w:hAnsi="Times New Roman" w:cs="Times New Roman"/>
+          <w:sz w:val="24"/>
+          <w:szCs w:val="24"/>
+        </w:rPr>
+        <w:t>d</w:t>
+      </w:r>
+      <w:r>
+        <w:rPr>
+          <w:rFonts w:ascii="Times New Roman" w:hAnsi="Times New Roman" w:cs="Times New Roman"/>
+          <w:sz w:val="24"/>
+          <w:szCs w:val="24"/>
+        </w:rPr>
+        <w:t>, leading to retries.</w:t>
+      </w:r>
+    </w:p>
+    <w:p>
+      <w:pPr>
+        <w:spacing w:after="0" w:line="480" w:lineRule="auto"/>
+        <w:ind w:firstLine="720"/>
+        <w:rPr>
+          <w:rFonts w:ascii="Times New Roman" w:hAnsi="Times New Roman" w:cs="Times New Roman"/>
+          <w:sz w:val="24"/>
+          <w:szCs w:val="24"/>
+        </w:rPr>
+      </w:pPr>
+      <w:proofErr w:type="spellStart"/>
+      <w:r>
+        <w:rPr>
+          <w:rFonts w:ascii="Times New Roman" w:hAnsi="Times New Roman" w:cs="Times New Roman"/>
+          <w:sz w:val="24"/>
+          <w:szCs w:val="24"/>
+        </w:rPr>
+        <w:t>Furthermote</w:t>
+      </w:r>
+      <w:proofErr w:type="spellEnd"/>
+      <w:r>
+        <w:rPr>
+          <w:rFonts w:ascii="Times New Roman" w:hAnsi="Times New Roman" w:cs="Times New Roman"/>
+          <w:sz w:val="24"/>
+          <w:szCs w:val="24"/>
+        </w:rPr>
+        <w:t>, I would argue that p</w:t>
+      </w:r>
+      <w:r>
+        <w:rPr>
+          <w:rFonts w:ascii="Times New Roman" w:hAnsi="Times New Roman" w:cs="Times New Roman"/>
+          <w:sz w:val="24"/>
+          <w:szCs w:val="24"/>
+        </w:rPr>
+        <w:t xml:space="preserve">recision is also a significant challenge, particularly when dealing with small or tightly packed </w:t>
+      </w:r>
+      <w:r>
+        <w:rPr>
+          <w:rFonts w:ascii="Times New Roman" w:hAnsi="Times New Roman" w:cs="Times New Roman"/>
+          <w:sz w:val="24"/>
+          <w:szCs w:val="24"/>
+        </w:rPr>
+        <w:t>items to select</w:t>
+      </w:r>
+      <w:r>
+        <w:rPr>
+          <w:rFonts w:ascii="Times New Roman" w:hAnsi="Times New Roman" w:cs="Times New Roman"/>
+          <w:sz w:val="24"/>
+          <w:szCs w:val="24"/>
+        </w:rPr>
+        <w:t xml:space="preserve">. If the selectable items are too narrow, users may find it difficult to cross only the intended option without accidentally adjacent elements. Studies in HCI research on gesture-based interfaces indicate that users experience higher error rates in crossing-based selection when </w:t>
+      </w:r>
+      <w:r>
+        <w:rPr>
+          <w:rFonts w:ascii="Times New Roman" w:hAnsi="Times New Roman" w:cs="Times New Roman"/>
+          <w:sz w:val="24"/>
+          <w:szCs w:val="24"/>
+        </w:rPr>
+        <w:t xml:space="preserve">the </w:t>
+      </w:r>
+      <w:r>
+        <w:rPr>
+          <w:rFonts w:ascii="Times New Roman" w:hAnsi="Times New Roman" w:cs="Times New Roman"/>
+          <w:sz w:val="24"/>
+          <w:szCs w:val="24"/>
+        </w:rPr>
+        <w:t>target width is reduced.</w:t>
+      </w:r>
+    </w:p>
+    <w:p>
+      <w:pPr>
+        <w:spacing w:after="0" w:line="480" w:lineRule="auto"/>
+        <w:ind w:firstLine="720"/>
+        <w:rPr>
+          <w:rFonts w:ascii="Times New Roman" w:hAnsi="Times New Roman" w:cs="Times New Roman"/>
+          <w:sz w:val="24"/>
+          <w:szCs w:val="24"/>
+        </w:rPr>
+      </w:pPr>
+      <w:r>
+        <w:rPr>
+          <w:rFonts w:ascii="Times New Roman" w:hAnsi="Times New Roman" w:cs="Times New Roman"/>
+          <w:sz w:val="24"/>
+          <w:szCs w:val="24"/>
+        </w:rPr>
+        <w:lastRenderedPageBreak/>
+        <w:t xml:space="preserve">Finally, </w:t>
+      </w:r>
+      <w:r>
+        <w:rPr>
+          <w:rFonts w:ascii="Times New Roman" w:hAnsi="Times New Roman" w:cs="Times New Roman"/>
+          <w:sz w:val="24"/>
+          <w:szCs w:val="24"/>
+        </w:rPr>
+        <w:t xml:space="preserve">to try and address the lack of precision and accidental selections of cross-based selection techniques, some </w:t>
+      </w:r>
+      <w:r>
+        <w:rPr>
+          <w:rFonts w:ascii="Times New Roman" w:hAnsi="Times New Roman" w:cs="Times New Roman"/>
+          <w:sz w:val="24"/>
+          <w:szCs w:val="24"/>
+        </w:rPr>
+        <w:t xml:space="preserve">deselection mechanisms </w:t>
+      </w:r>
+      <w:r>
+        <w:rPr>
+          <w:rFonts w:ascii="Times New Roman" w:hAnsi="Times New Roman" w:cs="Times New Roman"/>
+          <w:sz w:val="24"/>
+          <w:szCs w:val="24"/>
+        </w:rPr>
+        <w:t>have been made. However</w:t>
+      </w:r>
+      <w:r>
+        <w:rPr>
+          <w:rFonts w:ascii="Times New Roman" w:hAnsi="Times New Roman" w:cs="Times New Roman"/>
+          <w:sz w:val="24"/>
+          <w:szCs w:val="24"/>
+        </w:rPr>
+        <w:t>,</w:t>
+      </w:r>
+      <w:r>
+        <w:rPr>
+          <w:rFonts w:ascii="Times New Roman" w:hAnsi="Times New Roman" w:cs="Times New Roman"/>
+          <w:sz w:val="24"/>
+          <w:szCs w:val="24"/>
+        </w:rPr>
+        <w:t xml:space="preserve"> these</w:t>
+      </w:r>
+      <w:r>
+        <w:rPr>
+          <w:rFonts w:ascii="Times New Roman" w:hAnsi="Times New Roman" w:cs="Times New Roman"/>
           <w:b/>
           <w:bCs/>
           <w:sz w:val="24"/>
           <w:szCs w:val="24"/>
         </w:rPr>
-        <w:tab/>
-      </w:r>
-      <w:r>
-        <w:rPr>
-          <w:rFonts w:ascii="Times New Roman" w:hAnsi="Times New Roman" w:cs="Times New Roman"/>
-          <w:b/>
-          <w:bCs/>
-          <w:sz w:val="24"/>
-          <w:szCs w:val="24"/>
-        </w:rPr>
-        <w:tab/>
-      </w:r>
-      <w:r>
-        <w:rPr>
-          <w:rFonts w:ascii="Times New Roman" w:hAnsi="Times New Roman" w:cs="Times New Roman"/>
-          <w:b/>
-          <w:bCs/>
-          <w:sz w:val="24"/>
-          <w:szCs w:val="24"/>
-        </w:rPr>
-        <w:tab/>
-      </w:r>
-      <w:r>
-        <w:rPr>
-          <w:rFonts w:ascii="Times New Roman" w:hAnsi="Times New Roman" w:cs="Times New Roman"/>
-          <w:b/>
-          <w:bCs/>
-          <w:sz w:val="24"/>
-          <w:szCs w:val="24"/>
-        </w:rPr>
-        <w:tab/>
-      </w:r>
-      <w:r>
-        <w:rPr>
-          <w:rFonts w:ascii="Times New Roman" w:hAnsi="Times New Roman" w:cs="Times New Roman"/>
-          <w:b/>
-          <w:bCs/>
-          <w:sz w:val="24"/>
-          <w:szCs w:val="24"/>
-        </w:rPr>
-        <w:tab/>
-      </w:r>
-      <w:r>
-        <w:rPr>
-          <w:rFonts w:ascii="Times New Roman" w:hAnsi="Times New Roman" w:cs="Times New Roman"/>
-          <w:b/>
-          <w:bCs/>
-          <w:sz w:val="24"/>
-          <w:szCs w:val="24"/>
-        </w:rPr>
-        <w:tab/>
-      </w:r>
-    </w:p>
-    <w:p>
-      <w:pPr>
-        <w:spacing w:after="0" w:line="480" w:lineRule="auto"/>
-        <w:rPr>
-          <w:rFonts w:ascii="Times New Roman" w:hAnsi="Times New Roman" w:cs="Times New Roman"/>
-          <w:sz w:val="24"/>
-          <w:szCs w:val="24"/>
-        </w:rPr>
-      </w:pPr>
-      <w:r>
-        <w:rPr>
-          <w:rFonts w:ascii="Times New Roman" w:hAnsi="Times New Roman" w:cs="Times New Roman"/>
-          <w:sz w:val="24"/>
-          <w:szCs w:val="24"/>
-        </w:rPr>
-        <w:t xml:space="preserve">Unfortunately, </w:t>
-      </w:r>
-      <w:r>
-        <w:rPr>
-          <w:rFonts w:ascii="Times New Roman" w:hAnsi="Times New Roman" w:cs="Times New Roman"/>
-          <w:sz w:val="24"/>
-          <w:szCs w:val="24"/>
-        </w:rPr>
-        <w:t xml:space="preserve">crossing-based interaction has several weaknesses. One major issue is accidental </w:t>
-      </w:r>
-      <w:proofErr w:type="gramStart"/>
-      <w:r>
-        <w:rPr>
-          <w:rFonts w:ascii="Times New Roman" w:hAnsi="Times New Roman" w:cs="Times New Roman"/>
-          <w:sz w:val="24"/>
-          <w:szCs w:val="24"/>
-        </w:rPr>
-        <w:t>selection—</w:t>
-      </w:r>
-      <w:proofErr w:type="gramEnd"/>
-      <w:r>
-        <w:rPr>
-          <w:rFonts w:ascii="Times New Roman" w:hAnsi="Times New Roman" w:cs="Times New Roman"/>
-          <w:sz w:val="24"/>
-          <w:szCs w:val="24"/>
-        </w:rPr>
-        <w:t>since movement alone is used to trigger actions, users may unintentionally activate items while navigating. This can be frustrating, especially in dense UI layouts where multiple selectable elements are close together.</w:t>
-      </w:r>
-      <w:r>
-        <w:rPr>
-          <w:rFonts w:ascii="Times New Roman" w:hAnsi="Times New Roman" w:cs="Times New Roman"/>
-          <w:sz w:val="24"/>
-          <w:szCs w:val="24"/>
-        </w:rPr>
         <w:t xml:space="preserve"> </w:t>
       </w:r>
       <w:r>
@@ -720,80 +1112,96 @@
           <w:sz w:val="24"/>
           <w:szCs w:val="24"/>
         </w:rPr>
-        <w:t>Another drawback is lack of feedback. Unlike clicking, which gives an immediate tactile response, crossing often relies on subtle visual changes (such as color shifts) that can be easy to miss. This makes it harder for users to feel confident in their selections.</w:t>
-      </w:r>
-    </w:p>
-    <w:p>
-      <w:pPr>
-        <w:spacing w:after="0" w:line="480" w:lineRule="auto"/>
-        <w:rPr>
-          <w:rFonts w:ascii="Times New Roman" w:hAnsi="Times New Roman" w:cs="Times New Roman"/>
-          <w:sz w:val="24"/>
-          <w:szCs w:val="24"/>
-        </w:rPr>
-      </w:pPr>
-    </w:p>
-    <w:p>
-      <w:pPr>
-        <w:spacing w:after="0" w:line="480" w:lineRule="auto"/>
-        <w:rPr>
-          <w:rFonts w:ascii="Times New Roman" w:hAnsi="Times New Roman" w:cs="Times New Roman"/>
-          <w:sz w:val="24"/>
-          <w:szCs w:val="24"/>
-        </w:rPr>
-      </w:pPr>
-      <w:r>
-        <w:rPr>
-          <w:rFonts w:ascii="Times New Roman" w:hAnsi="Times New Roman" w:cs="Times New Roman"/>
-          <w:sz w:val="24"/>
-          <w:szCs w:val="24"/>
-        </w:rPr>
-        <w:t>Lastly, precision is a challenge when dealing with small or closely packed targets. If menu items or buttons are too narrow, users may find it difficult to cross only the intended option, leading to selection errors.</w:t>
-      </w:r>
-      <w:r>
-        <w:rPr>
-          <w:rFonts w:ascii="Times New Roman" w:hAnsi="Times New Roman" w:cs="Times New Roman"/>
-          <w:sz w:val="24"/>
-          <w:szCs w:val="24"/>
-        </w:rPr>
-        <w:t xml:space="preserve">  </w:t>
-      </w:r>
-      <w:r>
-        <w:rPr>
-          <w:rFonts w:ascii="Times New Roman" w:hAnsi="Times New Roman" w:cs="Times New Roman"/>
-          <w:sz w:val="24"/>
-          <w:szCs w:val="24"/>
-        </w:rPr>
-        <w:t xml:space="preserve">While crossing interaction is a creative alternative to clicking, these usability issues show that it still needs </w:t>
-      </w:r>
-      <w:proofErr w:type="gramStart"/>
-      <w:r>
-        <w:rPr>
-          <w:rFonts w:ascii="Times New Roman" w:hAnsi="Times New Roman" w:cs="Times New Roman"/>
-          <w:sz w:val="24"/>
-          <w:szCs w:val="24"/>
-        </w:rPr>
-        <w:t>refinements</w:t>
-      </w:r>
-      <w:proofErr w:type="gramEnd"/>
-      <w:r>
-        <w:rPr>
-          <w:rFonts w:ascii="Times New Roman" w:hAnsi="Times New Roman" w:cs="Times New Roman"/>
-          <w:sz w:val="24"/>
-          <w:szCs w:val="24"/>
-        </w:rPr>
-        <w:t xml:space="preserve"> to be a truly seamless selection method.</w:t>
-      </w:r>
-    </w:p>
-    <w:p>
-      <w:pPr>
-        <w:spacing w:after="0" w:line="480" w:lineRule="auto"/>
-        <w:rPr>
-          <w:rFonts w:ascii="Times New Roman" w:hAnsi="Times New Roman" w:cs="Times New Roman"/>
-          <w:sz w:val="26"/>
-          <w:szCs w:val="26"/>
-        </w:rPr>
-      </w:pPr>
+        <w:t xml:space="preserve">are often unintuitive, affecting efficiency and usability. Unlike clicking, where a selection can typically be undone with a second click, many crossing-based interfaces lack </w:t>
+      </w:r>
+      <w:r>
+        <w:rPr>
+          <w:rFonts w:ascii="Times New Roman" w:hAnsi="Times New Roman" w:cs="Times New Roman"/>
+          <w:sz w:val="24"/>
+          <w:szCs w:val="24"/>
+        </w:rPr>
+        <w:t>such</w:t>
+      </w:r>
+      <w:r>
+        <w:rPr>
+          <w:rFonts w:ascii="Times New Roman" w:hAnsi="Times New Roman" w:cs="Times New Roman"/>
+          <w:sz w:val="24"/>
+          <w:szCs w:val="24"/>
+        </w:rPr>
+        <w:t xml:space="preserve"> simple reversal action. </w:t>
+      </w:r>
+      <w:r>
+        <w:rPr>
+          <w:rFonts w:ascii="Times New Roman" w:hAnsi="Times New Roman" w:cs="Times New Roman"/>
+          <w:sz w:val="24"/>
+          <w:szCs w:val="24"/>
+        </w:rPr>
+        <w:t>There are s</w:t>
+      </w:r>
+      <w:r>
+        <w:rPr>
+          <w:rFonts w:ascii="Times New Roman" w:hAnsi="Times New Roman" w:cs="Times New Roman"/>
+          <w:sz w:val="24"/>
+          <w:szCs w:val="24"/>
+        </w:rPr>
+        <w:t xml:space="preserve">ome implementations </w:t>
+      </w:r>
+      <w:r>
+        <w:rPr>
+          <w:rFonts w:ascii="Times New Roman" w:hAnsi="Times New Roman" w:cs="Times New Roman"/>
+          <w:sz w:val="24"/>
+          <w:szCs w:val="24"/>
+        </w:rPr>
+        <w:t xml:space="preserve">that </w:t>
+      </w:r>
+      <w:r>
+        <w:rPr>
+          <w:rFonts w:ascii="Times New Roman" w:hAnsi="Times New Roman" w:cs="Times New Roman"/>
+          <w:sz w:val="24"/>
+          <w:szCs w:val="24"/>
+        </w:rPr>
+        <w:t xml:space="preserve">require users to re-cross an item in the opposite direction. </w:t>
+      </w:r>
+      <w:r>
+        <w:rPr>
+          <w:rFonts w:ascii="Times New Roman" w:hAnsi="Times New Roman" w:cs="Times New Roman"/>
+          <w:sz w:val="24"/>
+          <w:szCs w:val="24"/>
+        </w:rPr>
+        <w:t>For example, in</w:t>
+      </w:r>
+      <w:r>
+        <w:rPr>
+          <w:rFonts w:ascii="Times New Roman" w:hAnsi="Times New Roman" w:cs="Times New Roman"/>
+          <w:sz w:val="24"/>
+          <w:szCs w:val="24"/>
+        </w:rPr>
+        <w:t xml:space="preserve"> </w:t>
+      </w:r>
+      <w:r>
+        <w:rPr>
+          <w:rFonts w:ascii="Times New Roman" w:hAnsi="Times New Roman" w:cs="Times New Roman"/>
+          <w:sz w:val="24"/>
+          <w:szCs w:val="24"/>
+        </w:rPr>
+        <w:t xml:space="preserve">AutoCAD’s crossing selection mode, users must drag a box from right to left to select elements, and the process of undoing selections can be </w:t>
+      </w:r>
+      <w:r>
+        <w:rPr>
+          <w:rFonts w:ascii="Times New Roman" w:hAnsi="Times New Roman" w:cs="Times New Roman"/>
+          <w:sz w:val="24"/>
+          <w:szCs w:val="24"/>
+        </w:rPr>
+        <w:t>annoying</w:t>
+      </w:r>
+      <w:r>
+        <w:rPr>
+          <w:rFonts w:ascii="Times New Roman" w:hAnsi="Times New Roman" w:cs="Times New Roman"/>
+          <w:sz w:val="24"/>
+          <w:szCs w:val="24"/>
+        </w:rPr>
+        <w:t>, reducing the intended efficiency of the tool.</w:t>
+      </w:r>
     </w:p>
     <w:sectPr>
       <w:headerReference w:type="default" r:id="rId9"/>
@@ -1580,7 +1988,6 @@
   <w:style w:type="character" w:default="1" w:styleId="DefaultParagraphFont">
     <w:name w:val="Default Paragraph Font"/>
     <w:uiPriority w:val="1"/>
-    <w:semiHidden/>
     <w:unhideWhenUsed/>
   </w:style>
   <w:style w:type="table" w:default="1" w:styleId="TableNormal">
